--- a/06_可直接打开的Word版/01_计划与每日笔记__每日笔记__Day00_5月28日_准备与考试范围.docx
+++ b/06_可直接打开的Word版/01_计划与每日笔记__每日笔记__Day00_5月28日_准备与考试范围.docx
@@ -3,11 +3,11 @@
 <w:document xmlns:wpc="http://schemas.microsoft.com/office/word/2010/wordprocessingCanvas" xmlns:mo="http://schemas.microsoft.com/office/mac/office/2008/main" xmlns:mc="http://schemas.openxmlformats.org/markup-compatibility/2006" xmlns:mv="urn:schemas-microsoft-com:mac:vml" xmlns:o="urn:schemas-microsoft-com:office:office" xmlns:r="http://schemas.openxmlformats.org/officeDocument/2006/relationships" xmlns:m="http://schemas.openxmlformats.org/officeDocument/2006/math" xmlns:v="urn:schemas-microsoft-com:vml" xmlns:wp14="http://schemas.microsoft.com/office/word/2010/wordprocessingDrawing" xmlns:wp="http://schemas.openxmlformats.org/drawingml/2006/wordprocessingDrawing" xmlns:w10="urn:schemas-microsoft-com:office:word" xmlns:w="http://schemas.openxmlformats.org/wordprocessingml/2006/main" xmlns:w14="http://schemas.microsoft.com/office/word/2010/wordml" xmlns:wpg="http://schemas.microsoft.com/office/word/2010/wordprocessingGroup" xmlns:wpi="http://schemas.microsoft.com/office/word/2010/wordprocessingInk" xmlns:wne="http://schemas.microsoft.com/office/word/2006/wordml" xmlns:wps="http://schemas.microsoft.com/office/word/2010/wordprocessingShape" mc:Ignorable="w14 wp14">
   <w:body>
     <w:p>
-      <w:pPr>
-        <w:pStyle w:val="Heading1"/>
-      </w:pPr>
       <w:r>
-        <w:t>Day00：2026年5月28日 周四 准备与考试范围</w:t>
+        <w:rPr>
+          <w:rFonts w:ascii="Microsoft YaHei" w:hAnsi="Microsoft YaHei" w:eastAsia="Microsoft YaHei"/>
+        </w:rPr>
+        <w:t>﻿# Day00：2026年5月28日 周四 准备与考试范围</w:t>
       </w:r>
     </w:p>
     <w:p/>
@@ -15,7 +15,6 @@
       <w:r>
         <w:rPr>
           <w:rFonts w:ascii="Microsoft YaHei" w:hAnsi="Microsoft YaHei" w:eastAsia="Microsoft YaHei"/>
-          <w:sz w:val="22"/>
         </w:rPr>
         <w:t>说明：这一天是准备日，不计入正式加速复习 Day01。正式复习从 2026年5月29日开始。</w:t>
       </w:r>
@@ -34,7 +33,6 @@
       <w:r>
         <w:rPr>
           <w:rFonts w:ascii="Microsoft YaHei" w:hAnsi="Microsoft YaHei" w:eastAsia="Microsoft YaHei"/>
-          <w:sz w:val="22"/>
         </w:rPr>
         <w:t>不正式硬学，先把资料、软件、考试范围和复习方法准备好。完成后应知道：</w:t>
       </w:r>
@@ -47,7 +45,6 @@
       <w:r>
         <w:rPr>
           <w:rFonts w:ascii="Microsoft YaHei" w:hAnsi="Microsoft YaHei" w:eastAsia="Microsoft YaHei"/>
-          <w:sz w:val="22"/>
         </w:rPr>
         <w:t>这门课主要考哪些内容。</w:t>
       </w:r>
@@ -59,7 +56,6 @@
       <w:r>
         <w:rPr>
           <w:rFonts w:ascii="Microsoft YaHei" w:hAnsi="Microsoft YaHei" w:eastAsia="Microsoft YaHei"/>
-          <w:sz w:val="22"/>
         </w:rPr>
         <w:t>课程资料和 `.sav` 数据文件放在哪里。</w:t>
       </w:r>
@@ -71,7 +67,6 @@
       <w:r>
         <w:rPr>
           <w:rFonts w:ascii="Microsoft YaHei" w:hAnsi="Microsoft YaHei" w:eastAsia="Microsoft YaHei"/>
-          <w:sz w:val="22"/>
         </w:rPr>
         <w:t>SPSS 是否可用。</w:t>
       </w:r>
@@ -83,7 +78,6 @@
       <w:r>
         <w:rPr>
           <w:rFonts w:ascii="Microsoft YaHei" w:hAnsi="Microsoft YaHei" w:eastAsia="Microsoft YaHei"/>
-          <w:sz w:val="22"/>
         </w:rPr>
         <w:t>后面每天打开哪个文件执行任务。</w:t>
       </w:r>
@@ -99,57 +93,69 @@
     </w:p>
     <w:p/>
     <w:p>
+      <w:pPr>
+        <w:pStyle w:val="ListBullet"/>
+      </w:pPr>
       <w:r>
         <w:rPr>
           <w:rFonts w:ascii="Microsoft YaHei" w:hAnsi="Microsoft YaHei" w:eastAsia="Microsoft YaHei"/>
-          <w:sz w:val="22"/>
         </w:rPr>
-        <w:t>? 下载课程网站资料。</w:t>
+        <w:t>[x] 下载课程网站资料。</w:t>
       </w:r>
     </w:p>
     <w:p>
+      <w:pPr>
+        <w:pStyle w:val="ListBullet"/>
+      </w:pPr>
       <w:r>
         <w:rPr>
           <w:rFonts w:ascii="Microsoft YaHei" w:hAnsi="Microsoft YaHei" w:eastAsia="Microsoft YaHei"/>
-          <w:sz w:val="22"/>
         </w:rPr>
-        <w:t>? 把课程 PDF、例题和 `.sav` 文件放入 `课程网站资料待放入/`。</w:t>
+        <w:t>[x] 把课程 PDF、例题和 `.sav` 文件放入 `课程网站资料待放入/`。</w:t>
       </w:r>
     </w:p>
     <w:p>
+      <w:pPr>
+        <w:pStyle w:val="ListBullet"/>
+      </w:pPr>
       <w:r>
         <w:rPr>
           <w:rFonts w:ascii="Microsoft YaHei" w:hAnsi="Microsoft YaHei" w:eastAsia="Microsoft YaHei"/>
-          <w:sz w:val="22"/>
         </w:rPr>
-        <w:t>? 确认 SPSS 安装或可用环境。</w:t>
+        <w:t>[x] 确认 SPSS 安装或可用环境。</w:t>
       </w:r>
     </w:p>
     <w:p>
+      <w:pPr>
+        <w:pStyle w:val="ListBullet"/>
+      </w:pPr>
       <w:r>
         <w:rPr>
           <w:rFonts w:ascii="Microsoft YaHei" w:hAnsi="Microsoft YaHei" w:eastAsia="Microsoft YaHei"/>
-          <w:sz w:val="22"/>
         </w:rPr>
-        <w:t>? 建立复习包目录。</w:t>
+        <w:t>[x] 建立复习包目录。</w:t>
       </w:r>
     </w:p>
     <w:p>
+      <w:pPr>
+        <w:pStyle w:val="ListBullet"/>
+      </w:pPr>
       <w:r>
         <w:rPr>
           <w:rFonts w:ascii="Microsoft YaHei" w:hAnsi="Microsoft YaHei" w:eastAsia="Microsoft YaHei"/>
-          <w:sz w:val="22"/>
         </w:rPr>
-        <w:t>? 查看 `00_每日执行总表.md`。</w:t>
+        <w:t>[x] 查看 `00_每日执行总表.md`。</w:t>
       </w:r>
     </w:p>
     <w:p>
+      <w:pPr>
+        <w:pStyle w:val="ListBullet"/>
+      </w:pPr>
       <w:r>
         <w:rPr>
           <w:rFonts w:ascii="Microsoft YaHei" w:hAnsi="Microsoft YaHei" w:eastAsia="Microsoft YaHei"/>
-          <w:sz w:val="22"/>
         </w:rPr>
-        <w:t>? 查看 `02_检验选择表.md`。</w:t>
+        <w:t>[x] 查看 `02_检验选择表.md`。</w:t>
       </w:r>
     </w:p>
     <w:p/>
@@ -169,7 +175,6 @@
       <w:r>
         <w:rPr>
           <w:rFonts w:ascii="Microsoft YaHei" w:hAnsi="Microsoft YaHei" w:eastAsia="Microsoft YaHei"/>
-          <w:sz w:val="22"/>
         </w:rPr>
         <w:t>2026年5月29日：Day01，绪论 + SPSS 入门。</w:t>
       </w:r>
@@ -181,7 +186,6 @@
       <w:r>
         <w:rPr>
           <w:rFonts w:ascii="Microsoft YaHei" w:hAnsi="Microsoft YaHei" w:eastAsia="Microsoft YaHei"/>
-          <w:sz w:val="22"/>
         </w:rPr>
         <w:t>2026年5月30日：Day02，计量资料描述 + 正态分布。</w:t>
       </w:r>
@@ -193,7 +197,6 @@
       <w:r>
         <w:rPr>
           <w:rFonts w:ascii="Microsoft YaHei" w:hAnsi="Microsoft YaHei" w:eastAsia="Microsoft YaHei"/>
-          <w:sz w:val="22"/>
         </w:rPr>
         <w:t>2026年5月31日：Day03，参数估计 + 假设检验 + 三种 t 检验。</w:t>
       </w:r>
@@ -205,7 +208,6 @@
       <w:r>
         <w:rPr>
           <w:rFonts w:ascii="Microsoft YaHei" w:hAnsi="Microsoft YaHei" w:eastAsia="Microsoft YaHei"/>
-          <w:sz w:val="22"/>
         </w:rPr>
         <w:t>2026年6月8日：模拟考试。</w:t>
       </w:r>
@@ -217,7 +219,6 @@
       <w:r>
         <w:rPr>
           <w:rFonts w:ascii="Microsoft YaHei" w:hAnsi="Microsoft YaHei" w:eastAsia="Microsoft YaHei"/>
-          <w:sz w:val="22"/>
         </w:rPr>
         <w:t>2026年6月17日：正式考试。</w:t>
       </w:r>
@@ -239,7 +240,6 @@
       <w:r>
         <w:rPr>
           <w:rFonts w:ascii="Microsoft YaHei" w:hAnsi="Microsoft YaHei" w:eastAsia="Microsoft YaHei"/>
-          <w:sz w:val="22"/>
         </w:rPr>
         <w:t>资料已放好。</w:t>
       </w:r>
@@ -251,7 +251,6 @@
       <w:r>
         <w:rPr>
           <w:rFonts w:ascii="Microsoft YaHei" w:hAnsi="Microsoft YaHei" w:eastAsia="Microsoft YaHei"/>
-          <w:sz w:val="22"/>
         </w:rPr>
         <w:t>SPSS 已安装或知道在哪里可以使用。</w:t>
       </w:r>
@@ -263,7 +262,6 @@
       <w:r>
         <w:rPr>
           <w:rFonts w:ascii="Microsoft YaHei" w:hAnsi="Microsoft YaHei" w:eastAsia="Microsoft YaHei"/>
-          <w:sz w:val="22"/>
         </w:rPr>
         <w:t>后续按 `00_每日执行总表.md` 和 `13_时间线与文件命名说明.md` 执行。</w:t>
       </w:r>
@@ -644,7 +642,7 @@
     <w:rsid w:val="00FC693F"/>
     <w:rPr>
       <w:rFonts w:ascii="Microsoft YaHei" w:hAnsi="Microsoft YaHei" w:eastAsia="Microsoft YaHei"/>
-      <w:sz w:val="22"/>
+      <w:sz w:val="21"/>
     </w:rPr>
   </w:style>
   <w:style w:type="paragraph" w:styleId="Header">
